--- a/Development_Document.docx
+++ b/Development_Document.docx
@@ -78,6 +78,50 @@
             </w:pPr>
             <w:r>
               <w:t>Faheem Shehzad</w:t>
+            </w:r>
+          </w:p>
+        </w:tc>
+      </w:tr>
+      <w:tr>
+        <w:tc>
+          <w:tcPr>
+            <w:tcW w:type="dxa" w:w="4968"/>
+            <w:shd w:fill="DCE6F1"/>
+            <w:tcBorders>
+              <w:top w:val="single" w:sz="6" w:color="D9D9D9"/>
+              <w:left w:val="single" w:sz="6" w:color="D9D9D9"/>
+              <w:bottom w:val="single" w:sz="6" w:color="D9D9D9"/>
+              <w:right w:val="single" w:sz="6" w:color="D9D9D9"/>
+              <w:insideH w:val="single" w:sz="6" w:color="D9D9D9"/>
+              <w:insideV w:val="single" w:sz="6" w:color="D9D9D9"/>
+            </w:tcBorders>
+            <w:vAlign w:val="center"/>
+          </w:tcPr>
+          <w:p>
+            <w:r>
+              <w:rPr>
+                <w:b/>
+              </w:rPr>
+              <w:t>Student ID</w:t>
+            </w:r>
+          </w:p>
+        </w:tc>
+        <w:tc>
+          <w:tcPr>
+            <w:tcW w:type="dxa" w:w="4968"/>
+            <w:tcBorders>
+              <w:top w:val="single" w:sz="6" w:color="D9D9D9"/>
+              <w:left w:val="single" w:sz="6" w:color="D9D9D9"/>
+              <w:bottom w:val="single" w:sz="6" w:color="D9D9D9"/>
+              <w:right w:val="single" w:sz="6" w:color="D9D9D9"/>
+              <w:insideH w:val="single" w:sz="6" w:color="D9D9D9"/>
+              <w:insideV w:val="single" w:sz="6" w:color="D9D9D9"/>
+            </w:tcBorders>
+            <w:vAlign w:val="center"/>
+          </w:tcPr>
+          <w:p>
+            <w:r>
+              <w:t>689167</w:t>
             </w:r>
           </w:p>
         </w:tc>
@@ -284,7 +328,10 @@
         <w:br/>
       </w:r>
       <w:r>
-        <w:t>PASTE YOUR UNIQUE GITHUB REPOSITORY LINK HERE BEFORE SUBMISSION</w:t>
+        <w:rPr>
+          <w:sz w:val="20"/>
+        </w:rPr>
+        <w:t>https://github.com/fahem12363/FAHEEM-BSU-STUDENTS-MARKS-PROJECT</w:t>
       </w:r>
     </w:p>
     <w:p>
@@ -1093,7 +1140,7 @@
         <w:pStyle w:val="ListNumber"/>
       </w:pPr>
       <w:r>
-        <w:t>Upload the source files to the assignment GitHub repository and replace the placeholder link on the cover page.</w:t>
+        <w:t>Upload the source files to the assignment GitHub repository and check that the repository link on the cover page points to the uploaded code.</w:t>
       </w:r>
     </w:p>
     <w:p>
